--- a/public/assets/cv/CV-Alexandre-Da-Costa-ATS.docx
+++ b/public/assets/cv/CV-Alexandre-Da-Costa-ATS.docx
@@ -49,7 +49,7 @@
           <w:color w:val="444444"/>
           <w:sz w:val="19"/>
         </w:rPr>
-        <w:t>07 69 62 43 79 · contact@kared-dev.fr</w:t>
+        <w:t>07 69 62 43 79 · alexandre@kared-dev.fr</w:t>
       </w:r>
     </w:p>
     <w:p>
